--- a/testakten/versausgleich-haerte-bgh-schaefer-nuernberg/14_vermoegensverwertung_und_liquiditaet_ehefrau.docx
+++ b/testakten/versausgleich-haerte-bgh-schaefer-nuernberg/14_vermoegensverwertung_und_liquiditaet_ehefrau.docx
@@ -344,7 +344,7 @@
         <w:t>Pflichtteilsansprüche</w:t>
       </w:r>
       <w:r>
-        <w:t xml:space="preserve"> geltend zu machen (§§ 2303, 2325 BGB). Das Schreiben verlangt Auskunft über Schenkungen des Erblassers an die Mandantin und mögliche Pflichtteilsergänzungsansprüche von rechnerisch bis zu 1.628.810,29 €. Die Mandantin hat das streitig bestritten; eine gerichtliche Klärung ist noch nicht erfolgt.</w:t>
+        <w:t xml:space="preserve"> geltend zu machen (Paragrafen 2303, 2325 BGB). Das Schreiben verlangt Auskunft über Schenkungen des Erblassers an die Mandantin und mögliche Pflichtteilsergänzungsansprüche von rechnerisch bis zu 1.628.810,29 €. Die Mandantin hat das streitig bestritten; eine gerichtliche Klärung ist noch nicht erfolgt.</w:t>
       </w:r>
     </w:p>
     <w:p>
@@ -380,7 +380,7 @@
         <w:pStyle w:val="ListBullet"/>
       </w:pPr>
       <w:r>
-        <w:t>Bei Veräußerung der ETW München-Schwabing innerhalb der Spekulationsfrist § 23 EStG: Einkommensteuer auf Wertdifferenz Verkehrswert 30.04.2021 – Wert zum Veräußerungszeitpunkt; bei Spitzensteuersatz 42 % + Soli + ggf. Kirchensteuer.</w:t>
+        <w:t>Bei Veräußerung der ETW München-Schwabing innerhalb der Spekulationsfrist Paragraf 23 EStG: Einkommensteuer auf Wertdifferenz Verkehrswert 30.04.2021 – Wert zum Veräußerungszeitpunkt; bei Spitzensteuersatz 42 % + Soli + ggf. Kirchensteuer.</w:t>
       </w:r>
     </w:p>
     <w:p>
@@ -388,7 +388,7 @@
         <w:pStyle w:val="ListBullet"/>
       </w:pPr>
       <w:r>
-        <w:t>Verkauf des MFH oder der Gewerbeimmobilie unterliegt § 23 EStG, bei Vermietung &gt; 10 Jahre steuerfrei.</w:t>
+        <w:t>Verkauf des MFH oder der Gewerbeimmobilie unterliegt Paragraf 23 EStG, bei Vermietung &gt; 10 Jahre steuerfrei.</w:t>
       </w:r>
     </w:p>
     <w:p>
@@ -466,7 +466,7 @@
         <w:rPr>
           <w:rFonts w:ascii="Times New Roman" w:hAnsi="Times New Roman"/>
         </w:rPr>
-        <w:t>14.5 Bedeutung für § 27 VersAusglG</w:t>
+        <w:t>14.5 Bedeutung für Paragraf 27 VersAusglG</w:t>
       </w:r>
     </w:p>
     <w:p>
@@ -502,7 +502,7 @@
         <w:t>rechtlich unhaltbar</w:t>
       </w:r>
       <w:r>
-        <w:t>: § 27 VersAusglG verlangt eine differenzierte Würdigung, nicht eine pauschale „Reichtumsannahme" (BGH FamRZ 2014, 191)</w:t>
+        <w:t>: Paragraf 27 VersAusglG verlangt eine differenzierte Würdigung, nicht eine pauschale „Reichtumsannahme" (BGH FamRZ 2014, 191)</w:t>
       </w:r>
     </w:p>
     <w:p>
